--- a/public/templates/tailor-resume-to-job-description-template.docx
+++ b/public/templates/tailor-resume-to-job-description-template.docx
@@ -547,7 +547,7 @@
         <w:pStyle w:val="FirstParagraph"/>
       </w:pPr>
       <w:r>
-        <w:t xml:space="preserve">Want this done with you? Our targeted build lines your real history up against the posting and proposes every change as a question — nothing lands without your say-so. $149 one-time · adaptiveresume.com</w:t>
+        <w:t xml:space="preserve">Want this done with you? Our targeted build lines your real history up against the posting and proposes every change as a question — nothing lands without your say-so. Pass Plus, $149 for 90 days · adaptiveresume.com</w:t>
       </w:r>
     </w:p>
     <w:bookmarkEnd w:id="14"/>

--- a/public/templates/tailor-resume-to-job-description-template.docx
+++ b/public/templates/tailor-resume-to-job-description-template.docx
@@ -547,7 +547,7 @@
         <w:pStyle w:val="FirstParagraph"/>
       </w:pPr>
       <w:r>
-        <w:t xml:space="preserve">Want this done with you? Our targeted build lines your real history up against the posting and proposes every change as a question — nothing lands without your say-so. Pass Plus, $149 for 90 days · adaptiveresume.com</w:t>
+        <w:t xml:space="preserve">Want this done with you? Our targeted build lines your real history up against the posting and proposes every change as a question — nothing lands without your say-so. AR Pass Plus, $149 for 90 days · adaptiveresume.com</w:t>
       </w:r>
     </w:p>
     <w:bookmarkEnd w:id="14"/>

--- a/public/templates/tailor-resume-to-job-description-template.docx
+++ b/public/templates/tailor-resume-to-job-description-template.docx
@@ -547,7 +547,7 @@
         <w:pStyle w:val="FirstParagraph"/>
       </w:pPr>
       <w:r>
-        <w:t xml:space="preserve">Want this done with you? Our targeted build lines your real history up against the posting and proposes every change as a question — nothing lands without your say-so. AR Pass Plus, $149 for 90 days · adaptiveresume.com</w:t>
+        <w:t xml:space="preserve">Want this done with you? Our targeted build lines your real history up against the posting and proposes every change as a question — nothing lands without your say-so. The AR Pass, $99 for 90 days · adaptiveresume.com</w:t>
       </w:r>
     </w:p>
     <w:bookmarkEnd w:id="14"/>

--- a/public/templates/tailor-resume-to-job-description-template.docx
+++ b/public/templates/tailor-resume-to-job-description-template.docx
@@ -547,7 +547,7 @@
         <w:pStyle w:val="FirstParagraph"/>
       </w:pPr>
       <w:r>
-        <w:t xml:space="preserve">Want this done with you? Our targeted build lines your real history up against the posting and proposes every change as a question — nothing lands without your say-so. The AR Pass, $99 for 90 days · adaptiveresume.com</w:t>
+        <w:t xml:space="preserve">Want this done with you? Our targeted build lines your real history up against the posting and proposes every change as a question — nothing lands without your say-so. The AR Pass is $99 for up to 10 targeted builds in 90 days. adaptiveresume.com</w:t>
       </w:r>
     </w:p>
     <w:bookmarkEnd w:id="14"/>
